--- a/lesson-26.docx
+++ b/lesson-26.docx
@@ -4,52 +4,117 @@
   <w:body>
     <w:p>
       <w:pPr>
-        <w:pStyle w:val="Heading2"/>
-      </w:pPr>
-      <w:proofErr w:type="spellStart"/>
-      <w:r>
-        <w:t>Экзистенциальный</w:t>
-      </w:r>
-      <w:proofErr w:type="spellEnd"/>
-      <w:r>
-        <w:t xml:space="preserve"> </w:t>
-      </w:r>
-      <w:proofErr w:type="spellStart"/>
-      <w:r>
-        <w:t>фактор</w:t>
-      </w:r>
-      <w:proofErr w:type="spellEnd"/>
-      <w:r>
-        <w:t xml:space="preserve"> </w:t>
-      </w:r>
-      <w:proofErr w:type="spellStart"/>
-      <w:r>
-        <w:t>возникновения</w:t>
-      </w:r>
-      <w:proofErr w:type="spellEnd"/>
-      <w:r>
-        <w:t xml:space="preserve"> </w:t>
-      </w:r>
-      <w:proofErr w:type="spellStart"/>
-      <w:r>
-        <w:t>христианской</w:t>
-      </w:r>
-      <w:proofErr w:type="spellEnd"/>
-      <w:r>
-        <w:t xml:space="preserve"> </w:t>
-      </w:r>
-      <w:proofErr w:type="spellStart"/>
-      <w:r>
-        <w:t>этики</w:t>
-      </w:r>
-      <w:proofErr w:type="spellEnd"/>
+        <w:rPr>
+          <w:lang w:val="ru-RU"/>
+        </w:rPr>
+      </w:pPr>
+      <w:r>
+        <w:rPr>
+          <w:lang w:val="ru-RU"/>
+        </w:rPr>
+        <w:t>#148. Христианство победило не через манипуляции или суеверия, а через внутреннее преобразование человека и культуры, ставшее возможным благодаря уникальному экзистенциальному фактору, который раскрылся в момент «этического перехода»; этот фактор связан с признанием человеческой испорченности / греховности, нехватки, но вместо поражения он открыл путь к новой цивилизации;</w:t>
+      </w:r>
     </w:p>
     <w:p>
       <w:pPr>
         <w:rPr>
-          <w:rFonts w:ascii="Times New Roman" w:hAnsi="Times New Roman" w:cs="Times New Roman"/>
-          <w:sz w:val="24"/>
-          <w:szCs w:val="24"/>
+          <w:lang w:val="ru-RU"/>
+        </w:rPr>
+      </w:pPr>
+      <w:r>
+        <w:rPr>
+          <w:lang w:val="ru-RU"/>
+        </w:rPr>
+        <w:t>#149. Христианство превращается из концептуальной схемы в этическую практику благодаря принципу «как будто» – способности действовать так, как если бы полнота бытия (плерома) уже была доступна здесь и сейчас; человек, который ощущает внутреннюю нехватку, греховность / испорченность, может выбрать поступать так, как будто уже достиг преображения (теозис) – возможность прощать, даже если чувства говорят об обратном, любить, несмотря на ненависть, и т.д.;</w:t>
+      </w:r>
+    </w:p>
+    <w:p>
+      <w:pPr>
+        <w:rPr>
+          <w:lang w:val="ru-RU"/>
+        </w:rPr>
+      </w:pPr>
+      <w:r>
+        <w:rPr>
+          <w:lang w:val="ru-RU"/>
+        </w:rPr>
+        <w:t>#150. Эта практика возможна только в рамках Экклесии (Церкви), которая представляет собой не просто собрание верующих, а сообщество призванных, где каждый действует «как будто» полнота бытия уже достигнута; преображение (теозис) становится коллективной реальностью: даже если один человек не способен измениться, сообщество регламентирует его поведение через общие правила и ритуалы; таким образом, Экклесия – это «Тело Христово», живой организм, где каждый участник обретает свое место и функцию, а общее существование определяется законами будущего Царства Божиего;</w:t>
+      </w:r>
+    </w:p>
+    <w:p>
+      <w:pPr>
+        <w:rPr>
+          <w:lang w:val="ru-RU"/>
+        </w:rPr>
+      </w:pPr>
+      <w:r>
+        <w:rPr>
+          <w:lang w:val="ru-RU"/>
+        </w:rPr>
+        <w:t>#151. Полнота бытия (плерома) уже здесь, а нехватка – лишь призрак, порождённый человеческой греховностью; любые проявления негативности – ограничения, пустота, ничто, смерть – это не объективные черты мира, а тень, отбрасываемая нашей испорченной природой; мир сам по себе – это чистая позитивность, где нет пустоты и нехватки; когда человек начинает жить «как будто» полнота уже доступна, он вырывается из-под власти негативности, опираясь на факт отсутствия у Зла самостоятельного существования, укоренённости в бытии; Экклесия становится местом, где эта полнота переживается совместно, где люди вместе учатся видеть мир таким, каков он есть на самом деле – целостным, неисчерпаемым и вечным;</w:t>
+      </w:r>
+    </w:p>
+    <w:p>
+      <w:pPr>
+        <w:rPr>
+          <w:lang w:val="ru-RU"/>
+        </w:rPr>
+      </w:pPr>
+      <w:r>
+        <w:rPr>
+          <w:lang w:val="ru-RU"/>
+        </w:rPr>
+        <w:t>#152. «Оперативное время» – это временной интервал, где прошлое, настоящее и будущее ещё не разделены, когда всё существует одновременно – как неразрывное целое; это время, которое требуется для создания разделённого, линейного «образа времени»; «оперативное время» проявляется в опыте смерти, когда «вся жизнь проносится перед глазами», поскольку больше нет необходимости в «образе времени» и происходит возвращение к его изначальной целостности;</w:t>
+      </w:r>
+    </w:p>
+    <w:p>
+      <w:pPr>
+        <w:rPr>
+          <w:lang w:val="ru-RU"/>
+        </w:rPr>
+      </w:pPr>
+      <w:r>
+        <w:rPr>
+          <w:lang w:val="ru-RU"/>
+        </w:rPr>
+        <w:t>#153. Операция размыкания времени – это способ выйти за пределы линейного «образа времени» и войти в состояние, где прошлое и будущее соединяются в настоящем («мессианское» или «сжатое» время); вместо того, чтобы воспринимать время как чередование потерь и ожиданий, человек начинает жить так, как если бы будущее уже наступило – превратить будущее событие / факт в действие / акт, совершаемый в настоящем, и тем самым придать новый смысл прошлому; таким образом, нехватка и ограниченность, порожденные линейным временем, исчезают, открывая доступ к полноте бытия (плероме);</w:t>
+      </w:r>
+    </w:p>
+    <w:p>
+      <w:pPr>
+        <w:rPr>
+          <w:lang w:val="ru-RU"/>
+        </w:rPr>
+      </w:pPr>
+      <w:r>
+        <w:rPr>
+          <w:lang w:val="ru-RU"/>
+        </w:rPr>
+        <w:t>#154. «Мессианское время» представляет собой экзистенциальный феномен, уникальное измерение человеческого опыта, впервые открытое в рамках христианской этической практики: оно позволяет переживать «Царство Божие» не как не отдаленную надежду, а как живую коллективную реальность (Экклесия), в которой люди пребывают уже сегодня – за пределами линейного времени.</w:t>
+      </w:r>
+    </w:p>
+    <w:p>
+      <w:pPr>
+        <w:pStyle w:val="Heading2"/>
+        <w:rPr>
+          <w:lang w:val="ru-RU"/>
+        </w:rPr>
+      </w:pPr>
+      <w:r>
+        <w:rPr>
+          <w:lang w:val="ru-RU"/>
+        </w:rPr>
+        <w:lastRenderedPageBreak/>
+        <w:t>Экзистенциальный фактор возникновения христианской этики</w:t>
+      </w:r>
+    </w:p>
+    <w:p>
+      <w:pPr>
+        <w:rPr>
+          <w:rFonts w:ascii="Times New Roman" w:hAnsi="Times New Roman" w:cs="Times New Roman"/>
+          <w:sz w:val="24"/>
+          <w:szCs w:val="24"/>
+          <w:lang w:val="ru-RU"/>
         </w:rPr>
       </w:pPr>
       <w:r>
@@ -68,36 +133,7 @@
           <w:szCs w:val="24"/>
           <w:lang w:val="ru-RU"/>
         </w:rPr>
-        <w:t xml:space="preserve"> </w:t>
-      </w:r>
-      <w:r>
-        <w:rPr>
-          <w:rFonts w:ascii="Times New Roman" w:hAnsi="Times New Roman" w:cs="Times New Roman"/>
-          <w:sz w:val="24"/>
-          <w:szCs w:val="24"/>
-          <w:lang w:val="ru-RU"/>
-        </w:rPr>
-        <w:t>π</w:t>
-      </w:r>
-      <w:proofErr w:type="spellStart"/>
-      <w:r>
-        <w:rPr>
-          <w:rFonts w:ascii="Times New Roman" w:hAnsi="Times New Roman" w:cs="Times New Roman"/>
-          <w:sz w:val="24"/>
-          <w:szCs w:val="24"/>
-          <w:lang w:val="ru-RU"/>
-        </w:rPr>
-        <w:t>λήρωμ</w:t>
-      </w:r>
-      <w:proofErr w:type="spellEnd"/>
-      <w:r>
-        <w:rPr>
-          <w:rFonts w:ascii="Times New Roman" w:hAnsi="Times New Roman" w:cs="Times New Roman"/>
-          <w:sz w:val="24"/>
-          <w:szCs w:val="24"/>
-          <w:lang w:val="ru-RU"/>
-        </w:rPr>
-        <w:t>α</w:t>
+        <w:t xml:space="preserve"> πλήρωμα</w:t>
       </w:r>
       <w:r>
         <w:rPr>
@@ -158,7 +194,6 @@
         </w:rPr>
         <w:t xml:space="preserve"> </w:t>
       </w:r>
-      <w:proofErr w:type="spellStart"/>
       <w:r>
         <w:rPr>
           <w:rFonts w:ascii="Times New Roman" w:hAnsi="Times New Roman" w:cs="Times New Roman"/>
@@ -167,18 +202,7 @@
           <w:szCs w:val="24"/>
           <w:lang w:val="ru-RU"/>
         </w:rPr>
-        <w:t>ἐκκλησί</w:t>
-      </w:r>
-      <w:proofErr w:type="spellEnd"/>
-      <w:r>
-        <w:rPr>
-          <w:rFonts w:ascii="Times New Roman" w:hAnsi="Times New Roman" w:cs="Times New Roman"/>
-          <w:iCs/>
-          <w:sz w:val="24"/>
-          <w:szCs w:val="24"/>
-          <w:lang w:val="ru-RU"/>
-        </w:rPr>
-        <w:t>α</w:t>
+        <w:t>ἐκκλησία</w:t>
       </w:r>
       <w:r>
         <w:rPr>
@@ -425,29 +449,73 @@
           <w:szCs w:val="24"/>
           <w:lang w:val="ru-RU"/>
         </w:rPr>
-        <w:t xml:space="preserve">Джорджем </w:t>
-      </w:r>
-      <w:proofErr w:type="spellStart"/>
+        <w:t>Джорджем Агамбеном</w:t>
+      </w:r>
+      <w:r>
+        <w:rPr>
+          <w:rFonts w:ascii="Times New Roman" w:hAnsi="Times New Roman" w:cs="Times New Roman"/>
+          <w:sz w:val="24"/>
+          <w:szCs w:val="24"/>
+          <w:lang w:val="ru-RU"/>
+        </w:rPr>
+        <w:t xml:space="preserve">. Он первый обозначил экзистенциальный фактор христианской этики и назвал его </w:t>
+      </w:r>
       <w:r>
         <w:rPr>
           <w:rFonts w:ascii="Times New Roman" w:hAnsi="Times New Roman" w:cs="Times New Roman"/>
           <w:b/>
-          <w:bCs/>
-          <w:sz w:val="24"/>
-          <w:szCs w:val="24"/>
-          <w:lang w:val="ru-RU"/>
-        </w:rPr>
-        <w:t>Агамбеном</w:t>
-      </w:r>
-      <w:proofErr w:type="spellEnd"/>
-      <w:r>
-        <w:rPr>
-          <w:rFonts w:ascii="Times New Roman" w:hAnsi="Times New Roman" w:cs="Times New Roman"/>
-          <w:sz w:val="24"/>
-          <w:szCs w:val="24"/>
-          <w:lang w:val="ru-RU"/>
-        </w:rPr>
-        <w:t xml:space="preserve">. Он первый обозначил экзистенциальный фактор христианской этики и назвал его </w:t>
+          <w:sz w:val="24"/>
+          <w:szCs w:val="24"/>
+          <w:lang w:val="ru-RU"/>
+        </w:rPr>
+        <w:t>мессианским временем</w:t>
+      </w:r>
+      <w:r>
+        <w:rPr>
+          <w:rFonts w:ascii="Times New Roman" w:hAnsi="Times New Roman" w:cs="Times New Roman"/>
+          <w:sz w:val="24"/>
+          <w:szCs w:val="24"/>
+          <w:lang w:val="ru-RU"/>
+        </w:rPr>
+        <w:t xml:space="preserve">. Что это такое? Человек в повседневности имеет дело с субъективным </w:t>
+      </w:r>
+      <w:r>
+        <w:rPr>
+          <w:rFonts w:ascii="Times New Roman" w:hAnsi="Times New Roman" w:cs="Times New Roman"/>
+          <w:i/>
+          <w:sz w:val="24"/>
+          <w:szCs w:val="24"/>
+          <w:lang w:val="ru-RU"/>
+        </w:rPr>
+        <w:t>образом времени</w:t>
+      </w:r>
+      <w:r>
+        <w:rPr>
+          <w:rFonts w:ascii="Times New Roman" w:hAnsi="Times New Roman" w:cs="Times New Roman"/>
+          <w:sz w:val="24"/>
+          <w:szCs w:val="24"/>
+          <w:lang w:val="ru-RU"/>
+        </w:rPr>
+        <w:t xml:space="preserve">, представляя его, как стрелу с прошедшим, настоящим и будущим (на самом деле искусственная модель времени человека). Но есть время, существующее помимо сложившегося </w:t>
+      </w:r>
+      <w:r>
+        <w:rPr>
+          <w:rFonts w:ascii="Times New Roman" w:hAnsi="Times New Roman" w:cs="Times New Roman"/>
+          <w:i/>
+          <w:sz w:val="24"/>
+          <w:szCs w:val="24"/>
+          <w:lang w:val="ru-RU"/>
+        </w:rPr>
+        <w:t>образа времени</w:t>
+      </w:r>
+      <w:r>
+        <w:rPr>
+          <w:rFonts w:ascii="Times New Roman" w:hAnsi="Times New Roman" w:cs="Times New Roman"/>
+          <w:sz w:val="24"/>
+          <w:szCs w:val="24"/>
+          <w:lang w:val="ru-RU"/>
+        </w:rPr>
+        <w:t xml:space="preserve"> — это то время, в течении которого у человека формируется этот самый образ времени, и оно называется </w:t>
       </w:r>
       <w:r>
         <w:rPr>
@@ -457,16 +525,16 @@
           <w:szCs w:val="24"/>
           <w:lang w:val="ru-RU"/>
         </w:rPr>
-        <w:t>мессианским временем</w:t>
-      </w:r>
-      <w:r>
-        <w:rPr>
-          <w:rFonts w:ascii="Times New Roman" w:hAnsi="Times New Roman" w:cs="Times New Roman"/>
-          <w:sz w:val="24"/>
-          <w:szCs w:val="24"/>
-          <w:lang w:val="ru-RU"/>
-        </w:rPr>
-        <w:t xml:space="preserve">. Что это такое? Человек в повседневности имеет дело с субъективным </w:t>
+        <w:t>оперативным временем</w:t>
+      </w:r>
+      <w:r>
+        <w:rPr>
+          <w:rFonts w:ascii="Times New Roman" w:hAnsi="Times New Roman" w:cs="Times New Roman"/>
+          <w:sz w:val="24"/>
+          <w:szCs w:val="24"/>
+          <w:lang w:val="ru-RU"/>
+        </w:rPr>
+        <w:t xml:space="preserve">. В нем нет разделения на прошлое, настоящее и будущее. Используя оперативное время как экзистенциальный фактор, человек может достичь полноты бытия. Кроме момента где-то в начале жизни, когда происходит формирование образа времени, есть ещё одна ситуация, когда оперативное время может возникнуть: это предсмертное состояние, когда, как говорится «вся жизнь пронеслась перед глазами», и оно называется </w:t>
       </w:r>
       <w:r>
         <w:rPr>
@@ -476,16 +544,35 @@
           <w:szCs w:val="24"/>
           <w:lang w:val="ru-RU"/>
         </w:rPr>
-        <w:t>образом времени</w:t>
-      </w:r>
-      <w:r>
-        <w:rPr>
-          <w:rFonts w:ascii="Times New Roman" w:hAnsi="Times New Roman" w:cs="Times New Roman"/>
-          <w:sz w:val="24"/>
-          <w:szCs w:val="24"/>
-          <w:lang w:val="ru-RU"/>
-        </w:rPr>
-        <w:t xml:space="preserve">, представляя его, как стрелу с прошедшим, настоящим и будущим (на самом деле искусственная модель времени человека). Но есть время, существующее помимо сложившегося </w:t>
+        <w:t>панорамным видением жизни</w:t>
+      </w:r>
+      <w:r>
+        <w:rPr>
+          <w:rFonts w:ascii="Times New Roman" w:hAnsi="Times New Roman" w:cs="Times New Roman"/>
+          <w:sz w:val="24"/>
+          <w:szCs w:val="24"/>
+          <w:lang w:val="ru-RU"/>
+        </w:rPr>
+        <w:t xml:space="preserve">. Апостол Павел называет это </w:t>
+      </w:r>
+      <w:r>
+        <w:rPr>
+          <w:rFonts w:ascii="Times New Roman" w:hAnsi="Times New Roman" w:cs="Times New Roman"/>
+          <w:b/>
+          <w:sz w:val="24"/>
+          <w:szCs w:val="24"/>
+          <w:lang w:val="ru-RU"/>
+        </w:rPr>
+        <w:t>сжатым временем</w:t>
+      </w:r>
+      <w:r>
+        <w:rPr>
+          <w:rFonts w:ascii="Times New Roman" w:hAnsi="Times New Roman" w:cs="Times New Roman"/>
+          <w:sz w:val="24"/>
+          <w:szCs w:val="24"/>
+          <w:lang w:val="ru-RU"/>
+        </w:rPr>
+        <w:t xml:space="preserve">. В этот момент происходит как бы одновременное присутствие во всех точках жизни, то есть присутствие всего прошлого а настоящем. На самом деле попасть в состояние сжатого времени может не только в конце или в начале, а где-то внутри образа времени с помощью операции </w:t>
       </w:r>
       <w:r>
         <w:rPr>
@@ -495,82 +582,6 @@
           <w:szCs w:val="24"/>
           <w:lang w:val="ru-RU"/>
         </w:rPr>
-        <w:t>образа времени</w:t>
-      </w:r>
-      <w:r>
-        <w:rPr>
-          <w:rFonts w:ascii="Times New Roman" w:hAnsi="Times New Roman" w:cs="Times New Roman"/>
-          <w:sz w:val="24"/>
-          <w:szCs w:val="24"/>
-          <w:lang w:val="ru-RU"/>
-        </w:rPr>
-        <w:t xml:space="preserve"> — это то время, в течении которого у человека формируется этот самый образ времени, и оно называется </w:t>
-      </w:r>
-      <w:r>
-        <w:rPr>
-          <w:rFonts w:ascii="Times New Roman" w:hAnsi="Times New Roman" w:cs="Times New Roman"/>
-          <w:b/>
-          <w:sz w:val="24"/>
-          <w:szCs w:val="24"/>
-          <w:lang w:val="ru-RU"/>
-        </w:rPr>
-        <w:t>оперативным временем</w:t>
-      </w:r>
-      <w:r>
-        <w:rPr>
-          <w:rFonts w:ascii="Times New Roman" w:hAnsi="Times New Roman" w:cs="Times New Roman"/>
-          <w:sz w:val="24"/>
-          <w:szCs w:val="24"/>
-          <w:lang w:val="ru-RU"/>
-        </w:rPr>
-        <w:t xml:space="preserve">. В нем нет разделения на прошлое, настоящее и будущее. Используя оперативное время как экзистенциальный фактор, человек может достичь полноты бытия. Кроме момента где-то в начале жизни, когда происходит формирование образа времени, есть ещё одна ситуация, когда оперативное время может возникнуть: это предсмертное состояние, когда, как говорится «вся жизнь пронеслась перед глазами», и оно называется </w:t>
-      </w:r>
-      <w:r>
-        <w:rPr>
-          <w:rFonts w:ascii="Times New Roman" w:hAnsi="Times New Roman" w:cs="Times New Roman"/>
-          <w:i/>
-          <w:sz w:val="24"/>
-          <w:szCs w:val="24"/>
-          <w:lang w:val="ru-RU"/>
-        </w:rPr>
-        <w:t>панорамным видением жизни</w:t>
-      </w:r>
-      <w:r>
-        <w:rPr>
-          <w:rFonts w:ascii="Times New Roman" w:hAnsi="Times New Roman" w:cs="Times New Roman"/>
-          <w:sz w:val="24"/>
-          <w:szCs w:val="24"/>
-          <w:lang w:val="ru-RU"/>
-        </w:rPr>
-        <w:t xml:space="preserve">. Апостол Павел называет это </w:t>
-      </w:r>
-      <w:r>
-        <w:rPr>
-          <w:rFonts w:ascii="Times New Roman" w:hAnsi="Times New Roman" w:cs="Times New Roman"/>
-          <w:b/>
-          <w:sz w:val="24"/>
-          <w:szCs w:val="24"/>
-          <w:lang w:val="ru-RU"/>
-        </w:rPr>
-        <w:t>сжатым временем</w:t>
-      </w:r>
-      <w:r>
-        <w:rPr>
-          <w:rFonts w:ascii="Times New Roman" w:hAnsi="Times New Roman" w:cs="Times New Roman"/>
-          <w:sz w:val="24"/>
-          <w:szCs w:val="24"/>
-          <w:lang w:val="ru-RU"/>
-        </w:rPr>
-        <w:t xml:space="preserve">. В этот момент происходит как бы одновременное присутствие во всех точках жизни, то есть присутствие всего прошлого а настоящем. На самом деле попасть в состояние сжатого времени может не только в конце или в начале, а где-то внутри образа времени с помощью операции </w:t>
-      </w:r>
-      <w:r>
-        <w:rPr>
-          <w:rFonts w:ascii="Times New Roman" w:hAnsi="Times New Roman" w:cs="Times New Roman"/>
-          <w:i/>
-          <w:sz w:val="24"/>
-          <w:szCs w:val="24"/>
-          <w:lang w:val="ru-RU"/>
-        </w:rPr>
         <w:t>размыкания образа времени</w:t>
       </w:r>
       <w:r>
@@ -580,7 +591,7 @@
           <w:szCs w:val="24"/>
           <w:lang w:val="ru-RU"/>
         </w:rPr>
-        <w:t xml:space="preserve">. В этом смысле состояние сжатого времени является первичным и естественным по отношению к сформированному человеком образу времени, поэтому человек скорее не входит в это состояние, а «возвращается» в него при выходе из образа времени. Ведь проект </w:t>
+        <w:t xml:space="preserve">. В этом смысле состояние сжатого времени является первичным и естественным по отношению к сформированному человеком образу времени, поэтому человек скорее не входит в это состояние, а «возвращается» в него при выходе из образа времени. Ведь проект христианства основан не на том, что царствие божье наступит когда-то в будущем; речь о </w:t>
       </w:r>
       <w:r>
         <w:rPr>
@@ -590,7 +601,7 @@
           <w:lang w:val="ru-RU"/>
         </w:rPr>
         <w:lastRenderedPageBreak/>
-        <w:t>христианства основан не на том, что царствие божье наступит когда-то в будущем; речь о том, что прямо сейчас можно войти в перспективу, где у человека нет греховности и нехватки и где он может обрести полноту бытия (</w:t>
+        <w:t>том, что прямо сейчас можно войти в перспективу, где у человека нет греховности и нехватки и где он может обрести полноту бытия (</w:t>
       </w:r>
       <w:r>
         <w:rPr>
